--- a/outputs/contract_final.docx
+++ b/outputs/contract_final.docx
@@ -1,12 +1,12 @@
 
 <file path=word/document.xml><?xml version="1.0" encoding="utf-8"?>
-<w:document xmlns:ns1="http://schemas.openxmlformats.org/markup-compatibility/2006" xmlns:w="http://schemas.openxmlformats.org/wordprocessingml/2006/main" ns1:Ignorable="w14 wp14">
+<w:document xmlns:wpc="http://schemas.microsoft.com/office/word/2010/wordprocessingCanvas" xmlns:mo="http://schemas.microsoft.com/office/mac/office/2008/main" xmlns:mc="http://schemas.openxmlformats.org/markup-compatibility/2006" xmlns:mv="urn:schemas-microsoft-com:mac:vml" xmlns:o="urn:schemas-microsoft-com:office:office" xmlns:r="http://schemas.openxmlformats.org/officeDocument/2006/relationships" xmlns:m="http://schemas.openxmlformats.org/officeDocument/2006/math" xmlns:v="urn:schemas-microsoft-com:vml" xmlns:wp14="http://schemas.microsoft.com/office/word/2010/wordprocessingDrawing" xmlns:wp="http://schemas.openxmlformats.org/drawingml/2006/wordprocessingDrawing" xmlns:w10="urn:schemas-microsoft-com:office:word" xmlns:w="http://schemas.openxmlformats.org/wordprocessingml/2006/main" xmlns:w14="http://schemas.microsoft.com/office/word/2010/wordml" xmlns:wpg="http://schemas.microsoft.com/office/word/2010/wordprocessingGroup" xmlns:wpi="http://schemas.microsoft.com/office/word/2010/wordprocessingInk" xmlns:wne="http://schemas.microsoft.com/office/word/2006/wordml" xmlns:wps="http://schemas.microsoft.com/office/word/2010/wordprocessingShape" mc:Ignorable="w14 wp14">
   <w:body>
     <w:p>
-      <w:commentRangeStart w:id="0"/>
       <w:pPr>
         <w:pStyle w:val="Title"/>
       </w:pPr>
+      <w:commentRangeStart w:id="0"/>
       <w:r>
         <w:t>Service Agreement Contract</w:t>
       </w:r>
@@ -20,12 +20,26 @@
     </w:p>
     <w:p>
       <w:r>
-        <w:t>This Service Agreement ('Agreement') is entered into as of the date last signed below.</w:t>
+        <w:t xml:space="preserve">This </w:t>
+      </w:r>
+      <w:ins w:id="10" w:author="Carol" w:date="2024-01-01T00:00:00Z">
+        <w:r>
+          <w:t xml:space="preserve">binding </w:t>
+        </w:r>
+      </w:ins>
+      <w:r>
+        <w:t>Agreement is entered into as of the date last signed below.</w:t>
       </w:r>
     </w:p>
     <w:p>
       <w:r>
-        <w:t>WHEREAS, the Company desires to engage the Contractor to perform certain services;</w:t>
+        <w:t xml:space="preserve">WHEREAS, the Company desires to engage the Contractor to perform </w:t>
+      </w:r>
+      <w:r>
+        <w:t>certain </w:t>
+      </w:r>
+      <w:r>
+        <w:t>services;</w:t>
       </w:r>
     </w:p>
     <w:p>
@@ -40,7 +54,7 @@
     </w:p>
     <w:p>
       <w:r>
-        <w:t>1. SERVICES. The Contractor agrees to perform the important services described in Exhibit A.</w:t>
+        <w:t xml:space="preserve">1. SERVICES. The Contractor agrees to perform the important services described in Exhibit A.</w:t>
       </w:r>
     </w:p>
     <w:p>
@@ -50,64 +64,17 @@
     </w:p>
     <w:p>
       <w:r>
-        <w:t>3. TERM. This Agreement shall commence on the Effective Date and continue for eighteen (18) months.</w:t>
+        <w:t xml:space="preserve">3. TERM. This Agreement shall commence on the Effective Date and continue for eighteen (18) months.</w:t>
       </w:r>
     </w:p>
     <w:p>
       <w:r>
-        <w:t>4. TERMINATION. Either party may terminate this Agreement immediately with thirty (30) days written notice.</w:t>
+        <w:t xml:space="preserve">4. TERMINATION. Either party may terminate this Agreement immediately with thirty (30) days written notice.</w:t>
       </w:r>
     </w:p>
     <w:p>
       <w:r>
-        <w:t>5. CONFIDENTIALITY. The Contractor agrees to maintain confidentiality of all proprietary information.</w:t>
-      </w:r>
-    </w:p>
-    <w:p/>
-    <w:p>
-      <w:r>
-        <w:t>--- TRACKED CHANGES SIMULATION ---</w:t>
-      </w:r>
-    </w:p>
-    <w:p>
-      <w:r>
-        <w:t>Alice's changes (3 insertions): Added 'important' before 'services' in section 1</w:t>
-      </w:r>
-    </w:p>
-    <w:p>
-      <w:r>
-        <w:t>Alice's changes: Changed 'twelve' to 'eighteen' in section 3</w:t>
-      </w:r>
-    </w:p>
-    <w:p>
-      <w:r>
-        <w:t>Alice's changes: Added 'immediately' in section 4</w:t>
-      </w:r>
-    </w:p>
-    <w:p>
-      <w:r>
-        <w:t>Bob's changes (2 deletions): Removed 'certain' from WHEREAS clause</w:t>
-      </w:r>
-    </w:p>
-    <w:p>
-      <w:r>
-        <w:t>Bob's changes: Deleted 'proprietary' from section 5</w:t>
-      </w:r>
-    </w:p>
-    <w:p>
-      <w:r>
-        <w:t>Carol's changes (1 insertion): Added 'binding' before 'Agreement'</w:t>
-      </w:r>
-    </w:p>
-    <w:p>
-      <w:r>
-        <w:t>--- END SIMULATION ---</w:t>
-      </w:r>
-    </w:p>
-    <w:p/>
-    <w:p>
-      <w:r>
-        <w:t>Total tracked changes: 6 (Alice: 3, Bob: 2, Carol: 1)</w:t>
+        <w:t xml:space="preserve">5. CONFIDENTIALITY. The Contractor agrees to maintain confidentiality of all proprietary information.</w:t>
       </w:r>
     </w:p>
     <w:sectPr>
@@ -120,7 +87,45 @@
 </w:document>
 </file>
 
-<file path=word/comments.xml><w:comments xmlns:w="http://schemas.openxmlformats.org/wordprocessingml/2006/main" xmlns:w="http://schemas.openxmlformats.org/wordprocessingml/2006/main"><w:comment w:id="0" w:author="Claude" w:date="2025-01-01T00:00:00Z" w:initials="C"><w:p><w:r><w:t>Reviewed by agent — Alice accepted, Bob rejected.</w:t></w:r></w:p></w:comment></w:comments>
+<file path=word/comments.xml><?xml version="1.0" encoding="utf-8"?>
+<w:comments xmlns:wpc="http://schemas.microsoft.com/office/word/2010/wordprocessingCanvas" xmlns:cx="http://schemas.microsoft.com/office/drawing/2014/chartex" xmlns:cx1="http://schemas.microsoft.com/office/drawing/2015/9/8/chartex" xmlns:cx2="http://schemas.microsoft.com/office/drawing/2015/10/21/chartex" xmlns:cx3="http://schemas.microsoft.com/office/drawing/2016/5/9/chartex" xmlns:cx4="http://schemas.microsoft.com/office/drawing/2016/5/10/chartex" xmlns:cx5="http://schemas.microsoft.com/office/drawing/2016/5/11/chartex" xmlns:cx6="http://schemas.microsoft.com/office/drawing/2016/5/12/chartex" xmlns:cx7="http://schemas.microsoft.com/office/drawing/2016/5/13/chartex" xmlns:cx8="http://schemas.microsoft.com/office/drawing/2016/5/14/chartex" xmlns:mc="http://schemas.openxmlformats.org/markup-compatibility/2006" xmlns:aink="http://schemas.microsoft.com/office/drawing/2016/ink" xmlns:am3d="http://schemas.microsoft.com/office/drawing/2017/model3d" xmlns:o="urn:schemas-microsoft-com:office:office" xmlns:oel="http://schemas.microsoft.com/office/2019/extlst" xmlns:r="http://schemas.openxmlformats.org/officeDocument/2006/relationships" xmlns:m="http://schemas.openxmlformats.org/officeDocument/2006/math" xmlns:v="urn:schemas-microsoft-com:vml" xmlns:wp14="http://schemas.microsoft.com/office/word/2010/wordprocessingDrawing" xmlns:wp="http://schemas.openxmlformats.org/drawingml/2006/wordprocessingDrawing" xmlns:w10="urn:schemas-microsoft-com:office:word" xmlns:w="http://schemas.openxmlformats.org/wordprocessingml/2006/main" xmlns:w14="http://schemas.microsoft.com/office/word/2010/wordml" xmlns:w15="http://schemas.microsoft.com/office/word/2012/wordml" xmlns:w16cex="http://schemas.microsoft.com/office/word/2018/wordml/cex" xmlns:w16cid="http://schemas.microsoft.com/office/word/2016/wordml/cid" xmlns:w16="http://schemas.microsoft.com/office/word/2018/wordml" xmlns:w16du="http://schemas.microsoft.com/office/word/2023/wordml/word16du" xmlns:w16sdtdh="http://schemas.microsoft.com/office/word/2020/wordml/sdtdatahash" xmlns:w16sdtfl="http://schemas.microsoft.com/office/word/2024/wordml/sdtformatlock" xmlns:w16se="http://schemas.microsoft.com/office/word/2015/wordml/symex" xmlns:wpg="http://schemas.microsoft.com/office/word/2010/wordprocessingGroup" xmlns:wpi="http://schemas.microsoft.com/office/word/2010/wordprocessingInk" xmlns:wne="http://schemas.microsoft.com/office/word/2006/wordml" xmlns:wps="http://schemas.microsoft.com/office/word/2010/wordprocessingShape" mc:Ignorable="w14 w15 w16se w16cid w16 w16cex w16sdtdh w16sdtfl w16du wp14">
+  <w:comment w:id="0" w:author="agent" w:date="2026-03-14T14:07:21Z" w:initials="C">
+    <w:p>
+      <w:r>
+        <w:rPr>
+          <w:rStyle w:val="CommentReference"/>
+        </w:rPr>
+        <w:annotationRef/>
+      </w:r>
+      <w:r>
+        <w:rPr>
+          <w:color w:val="000000"/>
+          <w:sz w:val="20"/>
+          <w:szCs w:val="20"/>
+        </w:rPr>
+        <w:t>Reviewed by agent — Alice accepted, Bob rejected.</w:t>
+      </w:r>
+    </w:p>
+  </w:comment>
+</w:comments>
+</file>
+
+<file path=word/commentsExtended.xml><?xml version="1.0" encoding="utf-8"?>
+<w15:commentsEx xmlns:wpc="http://schemas.microsoft.com/office/word/2010/wordprocessingCanvas" xmlns:cx="http://schemas.microsoft.com/office/drawing/2014/chartex" xmlns:cx1="http://schemas.microsoft.com/office/drawing/2015/9/8/chartex" xmlns:cx2="http://schemas.microsoft.com/office/drawing/2015/10/21/chartex" xmlns:cx3="http://schemas.microsoft.com/office/drawing/2016/5/9/chartex" xmlns:cx4="http://schemas.microsoft.com/office/drawing/2016/5/10/chartex" xmlns:cx5="http://schemas.microsoft.com/office/drawing/2016/5/11/chartex" xmlns:cx6="http://schemas.microsoft.com/office/drawing/2016/5/12/chartex" xmlns:cx7="http://schemas.microsoft.com/office/drawing/2016/5/13/chartex" xmlns:cx8="http://schemas.microsoft.com/office/drawing/2016/5/14/chartex" xmlns:mc="http://schemas.openxmlformats.org/markup-compatibility/2006" xmlns:aink="http://schemas.microsoft.com/office/drawing/2016/ink" xmlns:am3d="http://schemas.microsoft.com/office/drawing/2017/model3d" xmlns:o="urn:schemas-microsoft-com:office:office" xmlns:oel="http://schemas.microsoft.com/office/2019/extlst" xmlns:r="http://schemas.openxmlformats.org/officeDocument/2006/relationships" xmlns:m="http://schemas.openxmlformats.org/officeDocument/2006/math" xmlns:v="urn:schemas-microsoft-com:vml" xmlns:wp14="http://schemas.microsoft.com/office/word/2010/wordprocessingDrawing" xmlns:wp="http://schemas.openxmlformats.org/drawingml/2006/wordprocessingDrawing" xmlns:w10="urn:schemas-microsoft-com:office:word" xmlns:w="http://schemas.openxmlformats.org/wordprocessingml/2006/main" xmlns:w14="http://schemas.microsoft.com/office/word/2010/wordml" xmlns:w15="http://schemas.microsoft.com/office/word/2012/wordml" xmlns:w16cex="http://schemas.microsoft.com/office/word/2018/wordml/cex" xmlns:w16cid="http://schemas.microsoft.com/office/word/2016/wordml/cid" xmlns:w16="http://schemas.microsoft.com/office/word/2018/wordml" xmlns:w16du="http://schemas.microsoft.com/office/word/2023/wordml/word16du" xmlns:w16sdtdh="http://schemas.microsoft.com/office/word/2020/wordml/sdtdatahash" xmlns:w16sdtfl="http://schemas.microsoft.com/office/word/2024/wordml/sdtformatlock" xmlns:w16se="http://schemas.microsoft.com/office/word/2015/wordml/symex" xmlns:wpg="http://schemas.microsoft.com/office/word/2010/wordprocessingGroup" xmlns:wpi="http://schemas.microsoft.com/office/word/2010/wordprocessingInk" xmlns:wne="http://schemas.microsoft.com/office/word/2006/wordml" xmlns:wps="http://schemas.microsoft.com/office/word/2010/wordprocessingShape" mc:Ignorable="w14 w15 w16se w16cid w16 w16cex w16sdtdh w16sdtfl w16du wp14">
+  <w15:commentEx w15:paraId="04BB3B55" w15:done="0"/>
+</w15:commentsEx>
+</file>
+
+<file path=word/commentsExtensible.xml><?xml version="1.0" encoding="utf-8"?>
+<w16cex:commentsExtensible xmlns:wpc="http://schemas.microsoft.com/office/word/2010/wordprocessingCanvas" xmlns:cx="http://schemas.microsoft.com/office/drawing/2014/chartex" xmlns:cx1="http://schemas.microsoft.com/office/drawing/2015/9/8/chartex" xmlns:cx2="http://schemas.microsoft.com/office/drawing/2015/10/21/chartex" xmlns:cx3="http://schemas.microsoft.com/office/drawing/2016/5/9/chartex" xmlns:cx4="http://schemas.microsoft.com/office/drawing/2016/5/10/chartex" xmlns:cx5="http://schemas.microsoft.com/office/drawing/2016/5/11/chartex" xmlns:cx6="http://schemas.microsoft.com/office/drawing/2016/5/12/chartex" xmlns:cx7="http://schemas.microsoft.com/office/drawing/2016/5/13/chartex" xmlns:cx8="http://schemas.microsoft.com/office/drawing/2016/5/14/chartex" xmlns:mc="http://schemas.openxmlformats.org/markup-compatibility/2006" xmlns:aink="http://schemas.microsoft.com/office/drawing/2016/ink" xmlns:am3d="http://schemas.microsoft.com/office/drawing/2017/model3d" xmlns:o="urn:schemas-microsoft-com:office:office" xmlns:oel="http://schemas.microsoft.com/office/2019/extlst" xmlns:r="http://schemas.openxmlformats.org/officeDocument/2006/relationships" xmlns:m="http://schemas.openxmlformats.org/officeDocument/2006/math" xmlns:v="urn:schemas-microsoft-com:vml" xmlns:wp14="http://schemas.microsoft.com/office/word/2010/wordprocessingDrawing" xmlns:wp="http://schemas.openxmlformats.org/drawingml/2006/wordprocessingDrawing" xmlns:w10="urn:schemas-microsoft-com:office:word" xmlns:w="http://schemas.openxmlformats.org/wordprocessingml/2006/main" xmlns:w14="http://schemas.microsoft.com/office/word/2010/wordml" xmlns:w15="http://schemas.microsoft.com/office/word/2012/wordml" xmlns:w16cex="http://schemas.microsoft.com/office/word/2018/wordml/cex" xmlns:w16cid="http://schemas.microsoft.com/office/word/2016/wordml/cid" xmlns:w16="http://schemas.microsoft.com/office/word/2018/wordml" xmlns:w16du="http://schemas.microsoft.com/office/word/2023/wordml/word16du" xmlns:w16sdtdh="http://schemas.microsoft.com/office/word/2020/wordml/sdtdatahash" xmlns:w16sdtfl="http://schemas.microsoft.com/office/word/2024/wordml/sdtformatlock" xmlns:w16se="http://schemas.microsoft.com/office/word/2015/wordml/symex" xmlns:wpg="http://schemas.microsoft.com/office/word/2010/wordprocessingGroup" xmlns:wpi="http://schemas.microsoft.com/office/word/2010/wordprocessingInk" xmlns:wne="http://schemas.microsoft.com/office/word/2006/wordml" xmlns:wps="http://schemas.microsoft.com/office/word/2010/wordprocessingShape" xmlns:cr="http://schemas.microsoft.com/office/comments/2020/reactions" mc:Ignorable="w14 w15 w16se w16cid w16 w16cex w16sdtdh w16sdtfl cr w16du wp14">
+  <w16cex:commentExtensible w16cex:durableId="1D7462D1" w16cex:dateUtc="2026-03-14T14:07:21Z"/>
+</w16cex:commentsExtensible>
+</file>
+
+<file path=word/commentsIds.xml><?xml version="1.0" encoding="utf-8"?>
+<w16cid:commentsIds xmlns:wpc="http://schemas.microsoft.com/office/word/2010/wordprocessingCanvas" xmlns:cx="http://schemas.microsoft.com/office/drawing/2014/chartex" xmlns:cx1="http://schemas.microsoft.com/office/drawing/2015/9/8/chartex" xmlns:cx2="http://schemas.microsoft.com/office/drawing/2015/10/21/chartex" xmlns:cx3="http://schemas.microsoft.com/office/drawing/2016/5/9/chartex" xmlns:cx4="http://schemas.microsoft.com/office/drawing/2016/5/10/chartex" xmlns:cx5="http://schemas.microsoft.com/office/drawing/2016/5/11/chartex" xmlns:cx6="http://schemas.microsoft.com/office/drawing/2016/5/12/chartex" xmlns:cx7="http://schemas.microsoft.com/office/drawing/2016/5/13/chartex" xmlns:cx8="http://schemas.microsoft.com/office/drawing/2016/5/14/chartex" xmlns:mc="http://schemas.openxmlformats.org/markup-compatibility/2006" xmlns:aink="http://schemas.microsoft.com/office/drawing/2016/ink" xmlns:am3d="http://schemas.microsoft.com/office/drawing/2017/model3d" xmlns:o="urn:schemas-microsoft-com:office:office" xmlns:oel="http://schemas.microsoft.com/office/2019/extlst" xmlns:r="http://schemas.openxmlformats.org/officeDocument/2006/relationships" xmlns:m="http://schemas.openxmlformats.org/officeDocument/2006/math" xmlns:v="urn:schemas-microsoft-com:vml" xmlns:wp14="http://schemas.microsoft.com/office/word/2010/wordprocessingDrawing" xmlns:wp="http://schemas.openxmlformats.org/drawingml/2006/wordprocessingDrawing" xmlns:w10="urn:schemas-microsoft-com:office:word" xmlns:w="http://schemas.openxmlformats.org/wordprocessingml/2006/main" xmlns:w14="http://schemas.microsoft.com/office/word/2010/wordml" xmlns:w15="http://schemas.microsoft.com/office/word/2012/wordml" xmlns:w16cex="http://schemas.microsoft.com/office/word/2018/wordml/cex" xmlns:w16cid="http://schemas.microsoft.com/office/word/2016/wordml/cid" xmlns:w16="http://schemas.microsoft.com/office/word/2018/wordml" xmlns:w16du="http://schemas.microsoft.com/office/word/2023/wordml/word16du" xmlns:w16sdtdh="http://schemas.microsoft.com/office/word/2020/wordml/sdtdatahash" xmlns:w16sdtfl="http://schemas.microsoft.com/office/word/2024/wordml/sdtformatlock" xmlns:w16se="http://schemas.microsoft.com/office/word/2015/wordml/symex" xmlns:wpg="http://schemas.microsoft.com/office/word/2010/wordprocessingGroup" xmlns:wpi="http://schemas.microsoft.com/office/word/2010/wordprocessingInk" xmlns:wne="http://schemas.microsoft.com/office/word/2006/wordml" xmlns:wps="http://schemas.microsoft.com/office/word/2010/wordprocessingShape" mc:Ignorable="w14 w15 w16se w16cid w16 w16cex w16sdtdh w16sdtfl w16du wp14">
+  <w16cid:commentId w16cid:paraId="04BB3B55" w16cid:durableId="1D7462D1"/>
+</w16cid:commentsIds>
 </file>
 
 <file path=word/numbering.xml><?xml version="1.0" encoding="utf-8"?>
